--- a/Tailored_CVs/Shinoy_Talentmark_Automation_Specialist_Pharma.docx
+++ b/Tailored_CVs/Shinoy_Talentmark_Automation_Specialist_Pharma.docx
@@ -70,7 +70,7 @@
           <w:b w:val="0"/>
           <w:sz w:val="19"/>
         </w:rPr>
-        <w:t>I am a QA Automation Engineer with over 8 years of experience building scalable test frameworks, managing CI/CD pipelines, and ensuring system reliability. My background includes hands-on programming with Java, TypeScript, and Selenium, alongside backend database validation and process documentation. I am comfortable collaborating across teams to troubleshoot issues and maintain data integrity in regulated environments. I hold a valid EU residence permit and am ready to start immediately.</w:t>
+        <w:t>I am an automation engineer with over 8 years of experience building reliable test frameworks and handling system validation. In my recent work, I have focused on maintaining data integrity and troubleshooting complex workflows while adopting tools like Gemini Code Assist to streamline test generation. I hold a valid EU residence permit and live nearby, ready to contribute to your QC laboratory operations.</w:t>
       </w:r>
     </w:p>
     <w:p>
@@ -288,7 +288,7 @@
           <w:b w:val="0"/>
           <w:sz w:val="18"/>
         </w:rPr>
-        <w:t>▸ Migrated legacy testing scripts to modern TypeScript frameworks, boosting execution efficiency by 20 percent within complex system architectures.</w:t>
+        <w:t>▸ Implemented and maintained automated test frameworks utilizing Java and TypeScript to ensure reliable system behavior across deployments.</w:t>
       </w:r>
     </w:p>
     <w:p>
@@ -301,7 +301,7 @@
           <w:b w:val="0"/>
           <w:sz w:val="18"/>
         </w:rPr>
-        <w:t>▸ Executed complex Oracle SQL queries to validate massive datasets and ensure strict data integrity across backend workflows.</w:t>
+        <w:t>▸ Managed defect tracking and documentation processes to support compliance and keep testing aligned with technical requirements.</w:t>
       </w:r>
     </w:p>
     <w:p>
@@ -314,7 +314,7 @@
           <w:b w:val="0"/>
           <w:sz w:val="18"/>
         </w:rPr>
-        <w:t>▸ Documented over 15 Standard Operating Procedures to improve overall team efficiency and maintain reliable system standards.</w:t>
+        <w:t>▸ Collaborated with crossfunctional teams to investigate issues, identify root causes, and resolve bottlenecks in software delivery.</w:t>
       </w:r>
     </w:p>
     <w:p>
@@ -327,7 +327,7 @@
           <w:b w:val="0"/>
           <w:sz w:val="18"/>
         </w:rPr>
-        <w:t>▸ Streamlined complex test generation and deployment scripts utilizing AI tools like Gemini Code Assist to speed up delivery.</w:t>
+        <w:t>▸ Streamlined complex test generation and deployment scripts utilizing Gemini Code Assist to improve overall efficiency.</w:t>
       </w:r>
     </w:p>
     <w:p>
